--- a/DOC/SN/WIN-SN-PAR-LUX-200K-M-Datasheet.docx
+++ b/DOC/SN/WIN-SN-PAR-LUX-200K-M-Datasheet.docx
@@ -109,16 +109,16 @@
           <w:lang w:val="en-IN" w:eastAsia="en-IN"/>
         </w:rPr>
         <w:drawing>
-          <wp:anchor distT="0" distB="0" distL="114300" distR="114300" simplePos="0" relativeHeight="251676672" behindDoc="0" locked="0" layoutInCell="1" allowOverlap="1" wp14:anchorId="24F47168" wp14:editId="675C4130">
+          <wp:anchor distT="0" distB="0" distL="114300" distR="114300" simplePos="0" relativeHeight="251676672" behindDoc="0" locked="0" layoutInCell="1" allowOverlap="1" wp14:anchorId="24F47168" wp14:editId="23A5E4F3">
             <wp:simplePos x="0" y="0"/>
             <wp:positionH relativeFrom="column">
-              <wp:posOffset>1101090</wp:posOffset>
+              <wp:posOffset>1104265</wp:posOffset>
             </wp:positionH>
             <wp:positionV relativeFrom="paragraph">
-              <wp:posOffset>2196465</wp:posOffset>
+              <wp:posOffset>2188845</wp:posOffset>
             </wp:positionV>
-            <wp:extent cx="3394075" cy="2738120"/>
-            <wp:effectExtent l="0" t="0" r="0" b="5080"/>
+            <wp:extent cx="3580130" cy="2736850"/>
+            <wp:effectExtent l="0" t="0" r="1270" b="6350"/>
             <wp:wrapTopAndBottom/>
             <wp:docPr id="7" name="Picture 7"/>
             <wp:cNvGraphicFramePr/>
@@ -129,7 +129,7 @@
                     <pic:cNvPr id="7" name="Picture 7"/>
                     <pic:cNvPicPr/>
                   </pic:nvPicPr>
-                  <pic:blipFill>
+                  <pic:blipFill rotWithShape="1">
                     <a:blip r:embed="rId8" cstate="print">
                       <a:extLst>
                         <a:ext uri="{28A0092B-C50C-407E-A947-70E740481C1C}">
@@ -137,6 +137,7 @@
                         </a:ext>
                       </a:extLst>
                     </a:blip>
+                    <a:srcRect l="8681" r="224"/>
                     <a:stretch>
                       <a:fillRect/>
                     </a:stretch>
@@ -144,7 +145,7 @@
                   <pic:spPr bwMode="auto">
                     <a:xfrm>
                       <a:off x="0" y="0"/>
-                      <a:ext cx="3394075" cy="2738120"/>
+                      <a:ext cx="3580130" cy="2736850"/>
                     </a:xfrm>
                     <a:prstGeom prst="rect">
                       <a:avLst/>
@@ -153,10 +154,21 @@
                     <a:ln>
                       <a:noFill/>
                     </a:ln>
+                    <a:extLst>
+                      <a:ext uri="{53640926-AAD7-44D8-BBD7-CCE9431645EC}">
+                        <a14:shadowObscured xmlns:a14="http://schemas.microsoft.com/office/drawing/2010/main"/>
+                      </a:ext>
+                    </a:extLst>
                   </pic:spPr>
                 </pic:pic>
               </a:graphicData>
             </a:graphic>
+            <wp14:sizeRelH relativeFrom="margin">
+              <wp14:pctWidth>0</wp14:pctWidth>
+            </wp14:sizeRelH>
+            <wp14:sizeRelV relativeFrom="margin">
+              <wp14:pctHeight>0</wp14:pctHeight>
+            </wp14:sizeRelV>
           </wp:anchor>
         </w:drawing>
       </w:r>
@@ -402,7 +414,25 @@
           <w:sz w:val="28"/>
           <w:szCs w:val="28"/>
         </w:rPr>
-        <w:t xml:space="preserve"> ranging </w:t>
+        <w:t xml:space="preserve"> </w:t>
+      </w:r>
+      <w:proofErr w:type="gramStart"/>
+      <w:r>
+        <w:rPr>
+          <w:rFonts w:cstheme="minorHAnsi"/>
+          <w:sz w:val="28"/>
+          <w:szCs w:val="28"/>
+        </w:rPr>
+        <w:t>ranging</w:t>
+      </w:r>
+      <w:proofErr w:type="gramEnd"/>
+      <w:r>
+        <w:rPr>
+          <w:rFonts w:cstheme="minorHAnsi"/>
+          <w:sz w:val="28"/>
+          <w:szCs w:val="28"/>
+        </w:rPr>
+        <w:t xml:space="preserve"> </w:t>
       </w:r>
       <w:r>
         <w:rPr>
@@ -1648,7 +1678,25 @@
           <w:sz w:val="28"/>
           <w:szCs w:val="28"/>
         </w:rPr>
-        <w:t>Use 12-24V@ 1A, Power supply.</w:t>
+        <w:t>Use 12-24</w:t>
+      </w:r>
+      <w:proofErr w:type="gramStart"/>
+      <w:r>
+        <w:rPr>
+          <w:rFonts w:cstheme="minorHAnsi"/>
+          <w:sz w:val="28"/>
+          <w:szCs w:val="28"/>
+        </w:rPr>
+        <w:t>V@</w:t>
+      </w:r>
+      <w:proofErr w:type="gramEnd"/>
+      <w:r>
+        <w:rPr>
+          <w:rFonts w:cstheme="minorHAnsi"/>
+          <w:sz w:val="28"/>
+          <w:szCs w:val="28"/>
+        </w:rPr>
+        <w:t xml:space="preserve"> 1A, Power supply.</w:t>
       </w:r>
     </w:p>
     <w:p>
@@ -3114,7 +3162,29 @@
                 <w:sz w:val="28"/>
                 <w:szCs w:val="28"/>
               </w:rPr>
-              <w:t>32 bit unsigned big endian</w:t>
+              <w:t xml:space="preserve">32 </w:t>
+            </w:r>
+            <w:proofErr w:type="gramStart"/>
+            <w:r>
+              <w:rPr>
+                <w:rFonts w:cstheme="minorHAnsi"/>
+                <w:b/>
+                <w:color w:val="5B9BD5" w:themeColor="accent1"/>
+                <w:sz w:val="28"/>
+                <w:szCs w:val="28"/>
+              </w:rPr>
+              <w:t>bit</w:t>
+            </w:r>
+            <w:proofErr w:type="gramEnd"/>
+            <w:r>
+              <w:rPr>
+                <w:rFonts w:cstheme="minorHAnsi"/>
+                <w:b/>
+                <w:color w:val="5B9BD5" w:themeColor="accent1"/>
+                <w:sz w:val="28"/>
+                <w:szCs w:val="28"/>
+              </w:rPr>
+              <w:t xml:space="preserve"> unsigned big endian</w:t>
             </w:r>
           </w:p>
         </w:tc>
@@ -3468,7 +3538,29 @@
                 <w:sz w:val="28"/>
                 <w:szCs w:val="28"/>
               </w:rPr>
-              <w:t>32 bit unsigned big endian</w:t>
+              <w:t xml:space="preserve">32 </w:t>
+            </w:r>
+            <w:proofErr w:type="gramStart"/>
+            <w:r>
+              <w:rPr>
+                <w:rFonts w:cstheme="minorHAnsi"/>
+                <w:b/>
+                <w:color w:val="5B9BD5" w:themeColor="accent1"/>
+                <w:sz w:val="28"/>
+                <w:szCs w:val="28"/>
+              </w:rPr>
+              <w:t>bit</w:t>
+            </w:r>
+            <w:proofErr w:type="gramEnd"/>
+            <w:r>
+              <w:rPr>
+                <w:rFonts w:cstheme="minorHAnsi"/>
+                <w:b/>
+                <w:color w:val="5B9BD5" w:themeColor="accent1"/>
+                <w:sz w:val="28"/>
+                <w:szCs w:val="28"/>
+              </w:rPr>
+              <w:t xml:space="preserve"> unsigned big endian</w:t>
             </w:r>
           </w:p>
         </w:tc>
@@ -5666,7 +5758,25 @@
           <w:sz w:val="28"/>
           <w:szCs w:val="28"/>
         </w:rPr>
-        <w:t xml:space="preserve">Open Mb-poll software connect using configuration setting (Default baud rate is 9600 and slave id is 1). </w:t>
+        <w:t xml:space="preserve">Open Mb-poll software </w:t>
+      </w:r>
+      <w:proofErr w:type="gramStart"/>
+      <w:r>
+        <w:rPr>
+          <w:rFonts w:cstheme="minorHAnsi"/>
+          <w:sz w:val="28"/>
+          <w:szCs w:val="28"/>
+        </w:rPr>
+        <w:t>connect</w:t>
+      </w:r>
+      <w:proofErr w:type="gramEnd"/>
+      <w:r>
+        <w:rPr>
+          <w:rFonts w:cstheme="minorHAnsi"/>
+          <w:sz w:val="28"/>
+          <w:szCs w:val="28"/>
+        </w:rPr>
+        <w:t xml:space="preserve"> using configuration setting (Default baud rate is 9600 and slave id is 1). </w:t>
       </w:r>
     </w:p>
     <w:p>
@@ -6230,7 +6340,27 @@
           <w:sz w:val="28"/>
           <w:szCs w:val="28"/>
         </w:rPr>
-        <w:t>32 bit unsigned big endian then a</w:t>
+        <w:t xml:space="preserve">32 </w:t>
+      </w:r>
+      <w:proofErr w:type="gramStart"/>
+      <w:r>
+        <w:rPr>
+          <w:rFonts w:eastAsia="Times New Roman" w:cstheme="minorHAnsi"/>
+          <w:color w:val="000000" w:themeColor="text1"/>
+          <w:sz w:val="28"/>
+          <w:szCs w:val="28"/>
+        </w:rPr>
+        <w:t>bit</w:t>
+      </w:r>
+      <w:proofErr w:type="gramEnd"/>
+      <w:r>
+        <w:rPr>
+          <w:rFonts w:eastAsia="Times New Roman" w:cstheme="minorHAnsi"/>
+          <w:color w:val="000000" w:themeColor="text1"/>
+          <w:sz w:val="28"/>
+          <w:szCs w:val="28"/>
+        </w:rPr>
+        <w:t xml:space="preserve"> unsigned big endian then a</w:t>
       </w:r>
       <w:r>
         <w:rPr>
@@ -7840,7 +7970,25 @@
           <w:sz w:val="28"/>
           <w:szCs w:val="28"/>
         </w:rPr>
-        <w:t>Somehow you forgot the baud rate or slave id of the board then Place the jumper (as shown in the image 1.2) from the board reboot the system or press the reset button (given on the board). Then you will get the default baud rate of 9600 and slave id 1.</w:t>
+        <w:t xml:space="preserve">Somehow you forgot the baud rate or slave id of the board then Place the jumper (as shown in </w:t>
+      </w:r>
+      <w:proofErr w:type="gramStart"/>
+      <w:r>
+        <w:rPr>
+          <w:rFonts w:cstheme="minorHAnsi"/>
+          <w:sz w:val="28"/>
+          <w:szCs w:val="28"/>
+        </w:rPr>
+        <w:t>the image</w:t>
+      </w:r>
+      <w:proofErr w:type="gramEnd"/>
+      <w:r>
+        <w:rPr>
+          <w:rFonts w:cstheme="minorHAnsi"/>
+          <w:sz w:val="28"/>
+          <w:szCs w:val="28"/>
+        </w:rPr>
+        <w:t xml:space="preserve"> 1.2) from the board reboot the system or press the reset button (given on the board). Then you will get the default baud rate of 9600 and slave id 1.</w:t>
       </w:r>
     </w:p>
     <w:p>
@@ -15120,6 +15268,7 @@
     <w:rsid w:val="00350F03"/>
     <w:rsid w:val="00393CA6"/>
     <w:rsid w:val="003F105B"/>
+    <w:rsid w:val="00412B1F"/>
     <w:rsid w:val="00463699"/>
     <w:rsid w:val="004E0929"/>
     <w:rsid w:val="004F35A6"/>
@@ -15142,6 +15291,7 @@
     <w:rsid w:val="007F5E65"/>
     <w:rsid w:val="00817FD6"/>
     <w:rsid w:val="00834AB8"/>
+    <w:rsid w:val="00862E67"/>
     <w:rsid w:val="00865E0F"/>
     <w:rsid w:val="00886E06"/>
     <w:rsid w:val="008B69FC"/>
